--- a/Secure_Code_Review_Assignment/Secure_Code_Review_Report.docx
+++ b/Secure_Code_Review_Assignment/Secure_Code_Review_Report.docx
@@ -100,7 +100,7 @@
                 <w:sz w:val="20"/>
                 <w:szCs w:val="20"/>
               </w:rPr>
-              <w:t xml:space="preserve"/>
+              <w:t>Aatmik Panse</w:t>
             </w:r>
           </w:p>
         </w:tc>
@@ -157,7 +157,7 @@
                 <w:sz w:val="20"/>
                 <w:szCs w:val="20"/>
               </w:rPr>
-              <w:t xml:space="preserve"/>
+              <w:t>23BCS10082</w:t>
             </w:r>
           </w:p>
         </w:tc>
@@ -214,7 +214,7 @@
                 <w:sz w:val="20"/>
                 <w:szCs w:val="20"/>
               </w:rPr>
-              <w:t xml:space="preserve"/>
+              <w:t>2027 Batch</w:t>
             </w:r>
           </w:p>
         </w:tc>
@@ -271,7 +271,7 @@
                 <w:sz w:val="20"/>
                 <w:szCs w:val="20"/>
               </w:rPr>
-              <w:t xml:space="preserve"/>
+              <w:t>aatmik.23bcs10082@sst.scaler.com</w:t>
             </w:r>
           </w:p>
         </w:tc>
